--- a/public/horus-procedures/FSP-11_اعتماد_ما_قبل_الشحن.docx
+++ b/public/horus-procedures/FSP-11_اعتماد_ما_قبل_الشحن.docx
@@ -9,22 +9,22 @@
         </w:pict>
       </w:r>
     </w:p>
-    <w:bookmarkStart w:id="10" w:name="شركة-حورس-لإنتاج-وتعبئة-المياه-الطبيعية"/>
+    <w:bookmarkStart w:id="10" w:name="شركة-لإنتاج-وتعبئة-المياه-الطبيعية"/>
     <w:p>
       <w:pPr>
         <w:pStyle w:val="Heading1"/>
       </w:pPr>
       <w:r>
-        <w:t xml:space="preserve">شركة حورس لإنتاج وتعبئة المياه الطبيعية</w:t>
-      </w:r>
-    </w:p>
-    <w:bookmarkStart w:id="9" w:name="horus-natural-water-co."/>
+        <w:t xml:space="preserve">شركة لإنتاج وتعبئة المياه الطبيعية</w:t>
+      </w:r>
+    </w:p>
+    <w:bookmarkStart w:id="9" w:name="company-co."/>
     <w:p>
       <w:pPr>
         <w:pStyle w:val="Heading2"/>
       </w:pPr>
       <w:r>
-        <w:t xml:space="preserve">Horus Natural Water Co.</w:t>
+        <w:t xml:space="preserve">Company Co.</w:t>
       </w:r>
     </w:p>
     <w:p>
@@ -313,7 +313,7 @@
         <w:pStyle w:val="FirstParagraph"/>
       </w:pPr>
       <w:r>
-        <w:t xml:space="preserve">يهدف هذا الإجراء إلى ضمان أن جميع منتجات المياه الطبيعية والمعدنية المعبأة المنتجة من قبل Horus مطابقة تماماً لمتطلبات سلامة الغذاء والجودة المنصوص عليها في المواصفات القياسية والتشريعات ذات الصلة، وكذلك لمتطلبات العملاء قبل شحنها من المنشأة، وبالتالي منع تسليم أي منتج غير آمن أو غير مطابق للأسواق.</w:t>
+        <w:t xml:space="preserve">يهدف هذا الإجراء إلى ضمان أن جميع منتجات المياه الطبيعية والمعدنية المعبأة المنتجة من قبل Company مطابقة تماماً لمتطلبات سلامة الغذاء والجودة المنصوص عليها في المواصفات القياسية والتشريعات ذات الصلة، وكذلك لمتطلبات العملاء قبل شحنها من المنشأة، وبالتالي منع تسليم أي منتج غير آمن أو غير مطابق للأسواق.</w:t>
       </w:r>
     </w:p>
     <w:bookmarkEnd w:id="12"/>
@@ -331,7 +331,7 @@
         <w:pStyle w:val="FirstParagraph"/>
       </w:pPr>
       <w:r>
-        <w:t xml:space="preserve">يطبق هذا الإجراء على جميع منتجات المياه الطبيعية والمعدنية المعبأة (بما في ذلك عينات الاختبار ومستودعات التوزيع) المخصصة للشحن والتوزيع، وذلك قبل كل عملية إرسال من منشأة Horus، لضمان استيفاء معايير القبول المحددة.</w:t>
+        <w:t xml:space="preserve">يطبق هذا الإجراء على جميع منتجات المياه الطبيعية والمعدنية المعبأة (بما في ذلك عينات الاختبار ومستودعات التوزيع) المخصصة للشحن والتوزيع، وذلك قبل كل عملية إرسال من منشأة Company، لضمان استيفاء معايير القبول المحددة.</w:t>
       </w:r>
     </w:p>
     <w:bookmarkEnd w:id="13"/>

--- a/public/horus-procedures/FSP-11_اعتماد_ما_قبل_الشحن.docx
+++ b/public/horus-procedures/FSP-11_اعتماد_ما_قبل_الشحن.docx
@@ -9,13 +9,13 @@
         </w:pict>
       </w:r>
     </w:p>
-    <w:bookmarkStart w:id="10" w:name="شركة-لإنتاج-وتعبئة-المياه-الطبيعية"/>
+    <w:bookmarkStart w:id="10" w:name="X03cef4314b8aa390e318dc4a1235d0ccb9e0c3a"/>
     <w:p>
       <w:pPr>
         <w:pStyle w:val="Heading1"/>
       </w:pPr>
       <w:r>
-        <w:t xml:space="preserve">شركة لإنتاج وتعبئة المياه الطبيعية</w:t>
+        <w:t xml:space="preserve">شركة الأزواك لإنتاج وتعبئة المياه الطبيعية</w:t>
       </w:r>
     </w:p>
     <w:bookmarkStart w:id="9" w:name="company-co."/>
